--- a/writing/r2_response_to_reviewers.docx
+++ b/writing/r2_response_to_reviewers.docx
@@ -707,7 +707,73 @@
           <w:kern w:val="0"/>
           <w14:ligatures w14:val="none"/>
         </w:rPr>
-        <w:t xml:space="preserve"> and Associate Editor for emphasizing the importance of the lay summary and that it should be understood by non-experts. We revised the summary to remove abbreviations, use “white blood cell,” and describe the study in simpler language in 5</w:t>
+        <w:t xml:space="preserve"> and Associate Editor for emphasizing the importance of the </w:t>
+      </w:r>
+      <w:r>
+        <w:rPr>
+          <w:rFonts w:ascii="Arial" w:eastAsia="Times New Roman" w:hAnsi="Arial" w:cs="Arial"/>
+          <w:b/>
+          <w:bCs/>
+          <w:color w:val="0070C0"/>
+          <w:kern w:val="0"/>
+          <w14:ligatures w14:val="none"/>
+        </w:rPr>
+        <w:t>L</w:t>
+      </w:r>
+      <w:r>
+        <w:rPr>
+          <w:rFonts w:ascii="Arial" w:eastAsia="Times New Roman" w:hAnsi="Arial" w:cs="Arial"/>
+          <w:b/>
+          <w:bCs/>
+          <w:color w:val="0070C0"/>
+          <w:kern w:val="0"/>
+          <w14:ligatures w14:val="none"/>
+        </w:rPr>
+        <w:t xml:space="preserve">ay </w:t>
+      </w:r>
+      <w:r>
+        <w:rPr>
+          <w:rFonts w:ascii="Arial" w:eastAsia="Times New Roman" w:hAnsi="Arial" w:cs="Arial"/>
+          <w:b/>
+          <w:bCs/>
+          <w:color w:val="0070C0"/>
+          <w:kern w:val="0"/>
+          <w14:ligatures w14:val="none"/>
+        </w:rPr>
+        <w:t>S</w:t>
+      </w:r>
+      <w:r>
+        <w:rPr>
+          <w:rFonts w:ascii="Arial" w:eastAsia="Times New Roman" w:hAnsi="Arial" w:cs="Arial"/>
+          <w:b/>
+          <w:bCs/>
+          <w:color w:val="0070C0"/>
+          <w:kern w:val="0"/>
+          <w14:ligatures w14:val="none"/>
+        </w:rPr>
+        <w:t xml:space="preserve">ummary and that it should be understood by non-experts. We revised the summary to remove abbreviations, use “white blood cell,” and describe the study in simpler language </w:t>
+      </w:r>
+      <w:r>
+        <w:rPr>
+          <w:rFonts w:ascii="Arial" w:eastAsia="Times New Roman" w:hAnsi="Arial" w:cs="Arial"/>
+          <w:b/>
+          <w:bCs/>
+          <w:color w:val="0070C0"/>
+          <w:kern w:val="0"/>
+          <w14:ligatures w14:val="none"/>
+        </w:rPr>
+        <w:t xml:space="preserve">using </w:t>
+      </w:r>
+      <w:r>
+        <w:rPr>
+          <w:rFonts w:ascii="Arial" w:eastAsia="Times New Roman" w:hAnsi="Arial" w:cs="Arial"/>
+          <w:b/>
+          <w:bCs/>
+          <w:color w:val="0070C0"/>
+          <w:kern w:val="0"/>
+          <w14:ligatures w14:val="none"/>
+        </w:rPr>
+        <w:t>5</w:t>
       </w:r>
       <w:r>
         <w:rPr>
